--- a/public/tours/international/asia/itineraries/4 Days Malaysia Classic Escape.docx
+++ b/public/tours/international/asia/itineraries/4 Days Malaysia Classic Escape.docx
@@ -1,6 +1,6 @@
 
 <file path=word/document.xml><?xml version="1.0" encoding="utf-8"?>
-<w:document xmlns:wpc="http://schemas.microsoft.com/office/word/2010/wordprocessingCanvas" xmlns:mc="http://schemas.openxmlformats.org/markup-compatibility/2006" xmlns:o="urn:schemas-microsoft-com:office:office" xmlns:r="http://schemas.openxmlformats.org/officeDocument/2006/relationships" xmlns:m="http://schemas.openxmlformats.org/officeDocument/2006/math" xmlns:v="urn:schemas-microsoft-com:vml" xmlns:wp14="http://schemas.microsoft.com/office/word/2010/wordprocessingDrawing" xmlns:wp="http://schemas.openxmlformats.org/drawingml/2006/wordprocessingDrawing" xmlns:w10="urn:schemas-microsoft-com:office:word" xmlns:w="http://schemas.openxmlformats.org/wordprocessingml/2006/main" xmlns:w14="http://schemas.microsoft.com/office/word/2010/wordml" xmlns:w15="http://schemas.microsoft.com/office/word/2012/wordml" xmlns:wpg="http://schemas.microsoft.com/office/word/2010/wordprocessingGroup" xmlns:wpi="http://schemas.microsoft.com/office/word/2010/wordprocessingInk" xmlns:wne="http://schemas.microsoft.com/office/word/2006/wordml" xmlns:wps="http://schemas.microsoft.com/office/word/2010/wordprocessingShape" mc:Ignorable="w14 w15 wp14">
+<w:document xmlns:wpc="http://schemas.microsoft.com/office/word/2010/wordprocessingCanvas" xmlns:cx="http://schemas.microsoft.com/office/drawing/2014/chartex" xmlns:cx1="http://schemas.microsoft.com/office/drawing/2015/9/8/chartex" xmlns:cx2="http://schemas.microsoft.com/office/drawing/2015/10/21/chartex" xmlns:cx3="http://schemas.microsoft.com/office/drawing/2016/5/9/chartex" xmlns:cx4="http://schemas.microsoft.com/office/drawing/2016/5/10/chartex" xmlns:cx5="http://schemas.microsoft.com/office/drawing/2016/5/11/chartex" xmlns:cx6="http://schemas.microsoft.com/office/drawing/2016/5/12/chartex" xmlns:cx7="http://schemas.microsoft.com/office/drawing/2016/5/13/chartex" xmlns:cx8="http://schemas.microsoft.com/office/drawing/2016/5/14/chartex" xmlns:mc="http://schemas.openxmlformats.org/markup-compatibility/2006" xmlns:aink="http://schemas.microsoft.com/office/drawing/2016/ink" xmlns:am3d="http://schemas.microsoft.com/office/drawing/2017/model3d" xmlns:o="urn:schemas-microsoft-com:office:office" xmlns:r="http://schemas.openxmlformats.org/officeDocument/2006/relationships" xmlns:m="http://schemas.openxmlformats.org/officeDocument/2006/math" xmlns:v="urn:schemas-microsoft-com:vml" xmlns:wp14="http://schemas.microsoft.com/office/word/2010/wordprocessingDrawing" xmlns:wp="http://schemas.openxmlformats.org/drawingml/2006/wordprocessingDrawing" xmlns:w10="urn:schemas-microsoft-com:office:word" xmlns:w="http://schemas.openxmlformats.org/wordprocessingml/2006/main" xmlns:w14="http://schemas.microsoft.com/office/word/2010/wordml" xmlns:w15="http://schemas.microsoft.com/office/word/2012/wordml" xmlns:w16cid="http://schemas.microsoft.com/office/word/2016/wordml/cid" xmlns:w16se="http://schemas.microsoft.com/office/word/2015/wordml/symex" xmlns:wpg="http://schemas.microsoft.com/office/word/2010/wordprocessingGroup" xmlns:wpi="http://schemas.microsoft.com/office/word/2010/wordprocessingInk" xmlns:wne="http://schemas.microsoft.com/office/word/2006/wordml" xmlns:wps="http://schemas.microsoft.com/office/word/2010/wordprocessingShape" mc:Ignorable="w14 w15 w16se w16cid wp14">
   <w:body>
     <w:p>
       <w:r>
@@ -15,26 +15,24 @@
           <v:rect id="_x0000_i1025" style="width:0;height:1.5pt" o:hralign="center" o:hrstd="t" o:hr="t" fillcolor="#a0a0a0" stroked="f"/>
         </w:pict>
       </w:r>
-      <w:r>
+    </w:p>
+    <w:p>
+      <w:pPr>
         <w:rPr>
           <w:b/>
           <w:bCs/>
         </w:rPr>
-        <w:t>Ov</w:t>
-      </w:r>
+      </w:pPr>
+    </w:p>
+    <w:p>
+      <w:bookmarkStart w:id="0" w:name="_GoBack"/>
+      <w:bookmarkEnd w:id="0"/>
       <w:r>
         <w:rPr>
           <w:b/>
           <w:bCs/>
         </w:rPr>
-        <w:t>s</w:t>
-      </w:r>
-      <w:r>
-        <w:rPr>
-          <w:b/>
-          <w:bCs/>
-        </w:rPr>
-        <w:t>erview:</w:t>
+        <w:t>Overview:</w:t>
       </w:r>
     </w:p>
     <w:p>
@@ -284,6 +282,7 @@
           <w:b/>
           <w:bCs/>
         </w:rPr>
+        <w:lastRenderedPageBreak/>
         <w:t>Trip Cost Breakdown:</w:t>
       </w:r>
     </w:p>
@@ -296,7 +295,6 @@
         <w:spacing w:after="0"/>
       </w:pPr>
       <w:r>
-        <w:lastRenderedPageBreak/>
         <w:t xml:space="preserve">Based on Double / Triple Sharing (04 Adults) </w:t>
       </w:r>
     </w:p>
@@ -353,21 +351,14 @@
       <w:r>
         <w:t xml:space="preserve"> for Adults</w:t>
       </w:r>
-      <w:bookmarkStart w:id="0" w:name="_GoBack"/>
-      <w:bookmarkEnd w:id="0"/>
       <w:r>
         <w:br/>
         <w:t>• 01 Night accommodation in Genting</w:t>
       </w:r>
       <w:r>
         <w:br/>
-        <w:t>• Daily breakfast (as specified</w:t>
-      </w:r>
-      <w:proofErr w:type="gramStart"/>
-      <w:r>
-        <w:t>)</w:t>
-      </w:r>
-      <w:proofErr w:type="gramEnd"/>
+        <w:t>• Daily breakfast (as specified)</w:t>
+      </w:r>
       <w:r>
         <w:br/>
         <w:t>• 02-way Genting cable car (subject to weather/maintenance)</w:t>
@@ -477,7 +468,7 @@
 </file>
 
 <file path=word/endnotes.xml><?xml version="1.0" encoding="utf-8"?>
-<w:endnotes xmlns:wpc="http://schemas.microsoft.com/office/word/2010/wordprocessingCanvas" xmlns:mc="http://schemas.openxmlformats.org/markup-compatibility/2006" xmlns:o="urn:schemas-microsoft-com:office:office" xmlns:r="http://schemas.openxmlformats.org/officeDocument/2006/relationships" xmlns:m="http://schemas.openxmlformats.org/officeDocument/2006/math" xmlns:v="urn:schemas-microsoft-com:vml" xmlns:wp14="http://schemas.microsoft.com/office/word/2010/wordprocessingDrawing" xmlns:wp="http://schemas.openxmlformats.org/drawingml/2006/wordprocessingDrawing" xmlns:w10="urn:schemas-microsoft-com:office:word" xmlns:w="http://schemas.openxmlformats.org/wordprocessingml/2006/main" xmlns:w14="http://schemas.microsoft.com/office/word/2010/wordml" xmlns:w15="http://schemas.microsoft.com/office/word/2012/wordml" xmlns:wpg="http://schemas.microsoft.com/office/word/2010/wordprocessingGroup" xmlns:wpi="http://schemas.microsoft.com/office/word/2010/wordprocessingInk" xmlns:wne="http://schemas.microsoft.com/office/word/2006/wordml" xmlns:wps="http://schemas.microsoft.com/office/word/2010/wordprocessingShape" mc:Ignorable="w14 w15 wp14">
+<w:endnotes xmlns:wpc="http://schemas.microsoft.com/office/word/2010/wordprocessingCanvas" xmlns:cx="http://schemas.microsoft.com/office/drawing/2014/chartex" xmlns:cx1="http://schemas.microsoft.com/office/drawing/2015/9/8/chartex" xmlns:cx2="http://schemas.microsoft.com/office/drawing/2015/10/21/chartex" xmlns:cx3="http://schemas.microsoft.com/office/drawing/2016/5/9/chartex" xmlns:cx4="http://schemas.microsoft.com/office/drawing/2016/5/10/chartex" xmlns:cx5="http://schemas.microsoft.com/office/drawing/2016/5/11/chartex" xmlns:cx6="http://schemas.microsoft.com/office/drawing/2016/5/12/chartex" xmlns:cx7="http://schemas.microsoft.com/office/drawing/2016/5/13/chartex" xmlns:cx8="http://schemas.microsoft.com/office/drawing/2016/5/14/chartex" xmlns:mc="http://schemas.openxmlformats.org/markup-compatibility/2006" xmlns:aink="http://schemas.microsoft.com/office/drawing/2016/ink" xmlns:am3d="http://schemas.microsoft.com/office/drawing/2017/model3d" xmlns:o="urn:schemas-microsoft-com:office:office" xmlns:r="http://schemas.openxmlformats.org/officeDocument/2006/relationships" xmlns:m="http://schemas.openxmlformats.org/officeDocument/2006/math" xmlns:v="urn:schemas-microsoft-com:vml" xmlns:wp14="http://schemas.microsoft.com/office/word/2010/wordprocessingDrawing" xmlns:wp="http://schemas.openxmlformats.org/drawingml/2006/wordprocessingDrawing" xmlns:w10="urn:schemas-microsoft-com:office:word" xmlns:w="http://schemas.openxmlformats.org/wordprocessingml/2006/main" xmlns:w14="http://schemas.microsoft.com/office/word/2010/wordml" xmlns:w15="http://schemas.microsoft.com/office/word/2012/wordml" xmlns:w16cid="http://schemas.microsoft.com/office/word/2016/wordml/cid" xmlns:w16se="http://schemas.microsoft.com/office/word/2015/wordml/symex" xmlns:wpg="http://schemas.microsoft.com/office/word/2010/wordprocessingGroup" xmlns:wpi="http://schemas.microsoft.com/office/word/2010/wordprocessingInk" xmlns:wne="http://schemas.microsoft.com/office/word/2006/wordml" xmlns:wps="http://schemas.microsoft.com/office/word/2010/wordprocessingShape" mc:Ignorable="w14 w15 w16se w16cid wp14">
   <w:endnote w:type="separator" w:id="-1">
     <w:p>
       <w:pPr>
@@ -502,7 +493,7 @@
 </file>
 
 <file path=word/footer1.xml><?xml version="1.0" encoding="utf-8"?>
-<w:ftr xmlns:wpc="http://schemas.microsoft.com/office/word/2010/wordprocessingCanvas" xmlns:mc="http://schemas.openxmlformats.org/markup-compatibility/2006" xmlns:o="urn:schemas-microsoft-com:office:office" xmlns:r="http://schemas.openxmlformats.org/officeDocument/2006/relationships" xmlns:m="http://schemas.openxmlformats.org/officeDocument/2006/math" xmlns:v="urn:schemas-microsoft-com:vml" xmlns:wp14="http://schemas.microsoft.com/office/word/2010/wordprocessingDrawing" xmlns:wp="http://schemas.openxmlformats.org/drawingml/2006/wordprocessingDrawing" xmlns:w10="urn:schemas-microsoft-com:office:word" xmlns:w="http://schemas.openxmlformats.org/wordprocessingml/2006/main" xmlns:w14="http://schemas.microsoft.com/office/word/2010/wordml" xmlns:w15="http://schemas.microsoft.com/office/word/2012/wordml" xmlns:wpg="http://schemas.microsoft.com/office/word/2010/wordprocessingGroup" xmlns:wpi="http://schemas.microsoft.com/office/word/2010/wordprocessingInk" xmlns:wne="http://schemas.microsoft.com/office/word/2006/wordml" xmlns:wps="http://schemas.microsoft.com/office/word/2010/wordprocessingShape" mc:Ignorable="w14 w15 wp14">
+<w:ftr xmlns:wpc="http://schemas.microsoft.com/office/word/2010/wordprocessingCanvas" xmlns:cx="http://schemas.microsoft.com/office/drawing/2014/chartex" xmlns:cx1="http://schemas.microsoft.com/office/drawing/2015/9/8/chartex" xmlns:cx2="http://schemas.microsoft.com/office/drawing/2015/10/21/chartex" xmlns:cx3="http://schemas.microsoft.com/office/drawing/2016/5/9/chartex" xmlns:cx4="http://schemas.microsoft.com/office/drawing/2016/5/10/chartex" xmlns:cx5="http://schemas.microsoft.com/office/drawing/2016/5/11/chartex" xmlns:cx6="http://schemas.microsoft.com/office/drawing/2016/5/12/chartex" xmlns:cx7="http://schemas.microsoft.com/office/drawing/2016/5/13/chartex" xmlns:cx8="http://schemas.microsoft.com/office/drawing/2016/5/14/chartex" xmlns:mc="http://schemas.openxmlformats.org/markup-compatibility/2006" xmlns:aink="http://schemas.microsoft.com/office/drawing/2016/ink" xmlns:am3d="http://schemas.microsoft.com/office/drawing/2017/model3d" xmlns:o="urn:schemas-microsoft-com:office:office" xmlns:r="http://schemas.openxmlformats.org/officeDocument/2006/relationships" xmlns:m="http://schemas.openxmlformats.org/officeDocument/2006/math" xmlns:v="urn:schemas-microsoft-com:vml" xmlns:wp14="http://schemas.microsoft.com/office/word/2010/wordprocessingDrawing" xmlns:wp="http://schemas.openxmlformats.org/drawingml/2006/wordprocessingDrawing" xmlns:w10="urn:schemas-microsoft-com:office:word" xmlns:w="http://schemas.openxmlformats.org/wordprocessingml/2006/main" xmlns:w14="http://schemas.microsoft.com/office/word/2010/wordml" xmlns:w15="http://schemas.microsoft.com/office/word/2012/wordml" xmlns:w16cid="http://schemas.microsoft.com/office/word/2016/wordml/cid" xmlns:w16se="http://schemas.microsoft.com/office/word/2015/wordml/symex" xmlns:wpg="http://schemas.microsoft.com/office/word/2010/wordprocessingGroup" xmlns:wpi="http://schemas.microsoft.com/office/word/2010/wordprocessingInk" xmlns:wne="http://schemas.microsoft.com/office/word/2006/wordml" xmlns:wps="http://schemas.microsoft.com/office/word/2010/wordprocessingShape" mc:Ignorable="w14 w15 w16se w16cid wp14">
   <w:p>
     <w:pPr>
       <w:pStyle w:val="Footer"/>
@@ -596,7 +587,7 @@
 </file>
 
 <file path=word/footnotes.xml><?xml version="1.0" encoding="utf-8"?>
-<w:footnotes xmlns:wpc="http://schemas.microsoft.com/office/word/2010/wordprocessingCanvas" xmlns:mc="http://schemas.openxmlformats.org/markup-compatibility/2006" xmlns:o="urn:schemas-microsoft-com:office:office" xmlns:r="http://schemas.openxmlformats.org/officeDocument/2006/relationships" xmlns:m="http://schemas.openxmlformats.org/officeDocument/2006/math" xmlns:v="urn:schemas-microsoft-com:vml" xmlns:wp14="http://schemas.microsoft.com/office/word/2010/wordprocessingDrawing" xmlns:wp="http://schemas.openxmlformats.org/drawingml/2006/wordprocessingDrawing" xmlns:w10="urn:schemas-microsoft-com:office:word" xmlns:w="http://schemas.openxmlformats.org/wordprocessingml/2006/main" xmlns:w14="http://schemas.microsoft.com/office/word/2010/wordml" xmlns:w15="http://schemas.microsoft.com/office/word/2012/wordml" xmlns:wpg="http://schemas.microsoft.com/office/word/2010/wordprocessingGroup" xmlns:wpi="http://schemas.microsoft.com/office/word/2010/wordprocessingInk" xmlns:wne="http://schemas.microsoft.com/office/word/2006/wordml" xmlns:wps="http://schemas.microsoft.com/office/word/2010/wordprocessingShape" mc:Ignorable="w14 w15 wp14">
+<w:footnotes xmlns:wpc="http://schemas.microsoft.com/office/word/2010/wordprocessingCanvas" xmlns:cx="http://schemas.microsoft.com/office/drawing/2014/chartex" xmlns:cx1="http://schemas.microsoft.com/office/drawing/2015/9/8/chartex" xmlns:cx2="http://schemas.microsoft.com/office/drawing/2015/10/21/chartex" xmlns:cx3="http://schemas.microsoft.com/office/drawing/2016/5/9/chartex" xmlns:cx4="http://schemas.microsoft.com/office/drawing/2016/5/10/chartex" xmlns:cx5="http://schemas.microsoft.com/office/drawing/2016/5/11/chartex" xmlns:cx6="http://schemas.microsoft.com/office/drawing/2016/5/12/chartex" xmlns:cx7="http://schemas.microsoft.com/office/drawing/2016/5/13/chartex" xmlns:cx8="http://schemas.microsoft.com/office/drawing/2016/5/14/chartex" xmlns:mc="http://schemas.openxmlformats.org/markup-compatibility/2006" xmlns:aink="http://schemas.microsoft.com/office/drawing/2016/ink" xmlns:am3d="http://schemas.microsoft.com/office/drawing/2017/model3d" xmlns:o="urn:schemas-microsoft-com:office:office" xmlns:r="http://schemas.openxmlformats.org/officeDocument/2006/relationships" xmlns:m="http://schemas.openxmlformats.org/officeDocument/2006/math" xmlns:v="urn:schemas-microsoft-com:vml" xmlns:wp14="http://schemas.microsoft.com/office/word/2010/wordprocessingDrawing" xmlns:wp="http://schemas.openxmlformats.org/drawingml/2006/wordprocessingDrawing" xmlns:w10="urn:schemas-microsoft-com:office:word" xmlns:w="http://schemas.openxmlformats.org/wordprocessingml/2006/main" xmlns:w14="http://schemas.microsoft.com/office/word/2010/wordml" xmlns:w15="http://schemas.microsoft.com/office/word/2012/wordml" xmlns:w16cid="http://schemas.microsoft.com/office/word/2016/wordml/cid" xmlns:w16se="http://schemas.microsoft.com/office/word/2015/wordml/symex" xmlns:wpg="http://schemas.microsoft.com/office/word/2010/wordprocessingGroup" xmlns:wpi="http://schemas.microsoft.com/office/word/2010/wordprocessingInk" xmlns:wne="http://schemas.microsoft.com/office/word/2006/wordml" xmlns:wps="http://schemas.microsoft.com/office/word/2010/wordprocessingShape" mc:Ignorable="w14 w15 w16se w16cid wp14">
   <w:footnote w:type="separator" w:id="-1">
     <w:p>
       <w:pPr>
@@ -621,7 +612,7 @@
 </file>
 
 <file path=word/header1.xml><?xml version="1.0" encoding="utf-8"?>
-<w:hdr xmlns:wpc="http://schemas.microsoft.com/office/word/2010/wordprocessingCanvas" xmlns:mc="http://schemas.openxmlformats.org/markup-compatibility/2006" xmlns:o="urn:schemas-microsoft-com:office:office" xmlns:r="http://schemas.openxmlformats.org/officeDocument/2006/relationships" xmlns:m="http://schemas.openxmlformats.org/officeDocument/2006/math" xmlns:v="urn:schemas-microsoft-com:vml" xmlns:wp14="http://schemas.microsoft.com/office/word/2010/wordprocessingDrawing" xmlns:wp="http://schemas.openxmlformats.org/drawingml/2006/wordprocessingDrawing" xmlns:w10="urn:schemas-microsoft-com:office:word" xmlns:w="http://schemas.openxmlformats.org/wordprocessingml/2006/main" xmlns:w14="http://schemas.microsoft.com/office/word/2010/wordml" xmlns:w15="http://schemas.microsoft.com/office/word/2012/wordml" xmlns:wpg="http://schemas.microsoft.com/office/word/2010/wordprocessingGroup" xmlns:wpi="http://schemas.microsoft.com/office/word/2010/wordprocessingInk" xmlns:wne="http://schemas.microsoft.com/office/word/2006/wordml" xmlns:wps="http://schemas.microsoft.com/office/word/2010/wordprocessingShape" mc:Ignorable="w14 w15 wp14">
+<w:hdr xmlns:wpc="http://schemas.microsoft.com/office/word/2010/wordprocessingCanvas" xmlns:cx="http://schemas.microsoft.com/office/drawing/2014/chartex" xmlns:cx1="http://schemas.microsoft.com/office/drawing/2015/9/8/chartex" xmlns:cx2="http://schemas.microsoft.com/office/drawing/2015/10/21/chartex" xmlns:cx3="http://schemas.microsoft.com/office/drawing/2016/5/9/chartex" xmlns:cx4="http://schemas.microsoft.com/office/drawing/2016/5/10/chartex" xmlns:cx5="http://schemas.microsoft.com/office/drawing/2016/5/11/chartex" xmlns:cx6="http://schemas.microsoft.com/office/drawing/2016/5/12/chartex" xmlns:cx7="http://schemas.microsoft.com/office/drawing/2016/5/13/chartex" xmlns:cx8="http://schemas.microsoft.com/office/drawing/2016/5/14/chartex" xmlns:mc="http://schemas.openxmlformats.org/markup-compatibility/2006" xmlns:aink="http://schemas.microsoft.com/office/drawing/2016/ink" xmlns:am3d="http://schemas.microsoft.com/office/drawing/2017/model3d" xmlns:o="urn:schemas-microsoft-com:office:office" xmlns:r="http://schemas.openxmlformats.org/officeDocument/2006/relationships" xmlns:m="http://schemas.openxmlformats.org/officeDocument/2006/math" xmlns:v="urn:schemas-microsoft-com:vml" xmlns:wp14="http://schemas.microsoft.com/office/word/2010/wordprocessingDrawing" xmlns:wp="http://schemas.openxmlformats.org/drawingml/2006/wordprocessingDrawing" xmlns:w10="urn:schemas-microsoft-com:office:word" xmlns:w="http://schemas.openxmlformats.org/wordprocessingml/2006/main" xmlns:w14="http://schemas.microsoft.com/office/word/2010/wordml" xmlns:w15="http://schemas.microsoft.com/office/word/2012/wordml" xmlns:w16cid="http://schemas.microsoft.com/office/word/2016/wordml/cid" xmlns:w16se="http://schemas.microsoft.com/office/word/2015/wordml/symex" xmlns:wpg="http://schemas.microsoft.com/office/word/2010/wordprocessingGroup" xmlns:wpi="http://schemas.microsoft.com/office/word/2010/wordprocessingInk" xmlns:wne="http://schemas.microsoft.com/office/word/2006/wordml" xmlns:wps="http://schemas.microsoft.com/office/word/2010/wordprocessingShape" mc:Ignorable="w14 w15 w16se w16cid wp14">
   <w:p>
     <w:pPr>
       <w:pStyle w:val="Header"/>
@@ -694,8 +685,8 @@
 </file>
 
 <file path=word/numbering.xml><?xml version="1.0" encoding="utf-8"?>
-<w:numbering xmlns:wpc="http://schemas.microsoft.com/office/word/2010/wordprocessingCanvas" xmlns:mc="http://schemas.openxmlformats.org/markup-compatibility/2006" xmlns:o="urn:schemas-microsoft-com:office:office" xmlns:r="http://schemas.openxmlformats.org/officeDocument/2006/relationships" xmlns:m="http://schemas.openxmlformats.org/officeDocument/2006/math" xmlns:v="urn:schemas-microsoft-com:vml" xmlns:wp14="http://schemas.microsoft.com/office/word/2010/wordprocessingDrawing" xmlns:wp="http://schemas.openxmlformats.org/drawingml/2006/wordprocessingDrawing" xmlns:w10="urn:schemas-microsoft-com:office:word" xmlns:w="http://schemas.openxmlformats.org/wordprocessingml/2006/main" xmlns:w14="http://schemas.microsoft.com/office/word/2010/wordml" xmlns:w15="http://schemas.microsoft.com/office/word/2012/wordml" xmlns:wpg="http://schemas.microsoft.com/office/word/2010/wordprocessingGroup" xmlns:wpi="http://schemas.microsoft.com/office/word/2010/wordprocessingInk" xmlns:wne="http://schemas.microsoft.com/office/word/2006/wordml" xmlns:wps="http://schemas.microsoft.com/office/word/2010/wordprocessingShape" mc:Ignorable="w14 w15 wp14">
-  <w:abstractNum w:abstractNumId="0">
+<w:numbering xmlns:wpc="http://schemas.microsoft.com/office/word/2010/wordprocessingCanvas" xmlns:cx="http://schemas.microsoft.com/office/drawing/2014/chartex" xmlns:cx1="http://schemas.microsoft.com/office/drawing/2015/9/8/chartex" xmlns:cx2="http://schemas.microsoft.com/office/drawing/2015/10/21/chartex" xmlns:cx3="http://schemas.microsoft.com/office/drawing/2016/5/9/chartex" xmlns:cx4="http://schemas.microsoft.com/office/drawing/2016/5/10/chartex" xmlns:cx5="http://schemas.microsoft.com/office/drawing/2016/5/11/chartex" xmlns:cx6="http://schemas.microsoft.com/office/drawing/2016/5/12/chartex" xmlns:cx7="http://schemas.microsoft.com/office/drawing/2016/5/13/chartex" xmlns:cx8="http://schemas.microsoft.com/office/drawing/2016/5/14/chartex" xmlns:mc="http://schemas.openxmlformats.org/markup-compatibility/2006" xmlns:aink="http://schemas.microsoft.com/office/drawing/2016/ink" xmlns:am3d="http://schemas.microsoft.com/office/drawing/2017/model3d" xmlns:o="urn:schemas-microsoft-com:office:office" xmlns:r="http://schemas.openxmlformats.org/officeDocument/2006/relationships" xmlns:m="http://schemas.openxmlformats.org/officeDocument/2006/math" xmlns:v="urn:schemas-microsoft-com:vml" xmlns:wp14="http://schemas.microsoft.com/office/word/2010/wordprocessingDrawing" xmlns:wp="http://schemas.openxmlformats.org/drawingml/2006/wordprocessingDrawing" xmlns:w10="urn:schemas-microsoft-com:office:word" xmlns:w="http://schemas.openxmlformats.org/wordprocessingml/2006/main" xmlns:w14="http://schemas.microsoft.com/office/word/2010/wordml" xmlns:w15="http://schemas.microsoft.com/office/word/2012/wordml" xmlns:w16cid="http://schemas.microsoft.com/office/word/2016/wordml/cid" xmlns:w16se="http://schemas.microsoft.com/office/word/2015/wordml/symex" xmlns:wpg="http://schemas.microsoft.com/office/word/2010/wordprocessingGroup" xmlns:wpi="http://schemas.microsoft.com/office/word/2010/wordprocessingInk" xmlns:wne="http://schemas.microsoft.com/office/word/2006/wordml" xmlns:wps="http://schemas.microsoft.com/office/word/2010/wordprocessingShape" mc:Ignorable="w14 w15 w16se w16cid wp14">
+  <w:abstractNum w:abstractNumId="0" w15:restartNumberingAfterBreak="0">
     <w:nsid w:val="021922CC"/>
     <w:multiLevelType w:val="multilevel"/>
     <w:tmpl w:val="3FDA1008"/>
@@ -844,7 +835,7 @@
       </w:rPr>
     </w:lvl>
   </w:abstractNum>
-  <w:abstractNum w:abstractNumId="1">
+  <w:abstractNum w:abstractNumId="1" w15:restartNumberingAfterBreak="0">
     <w:nsid w:val="0AFA38F5"/>
     <w:multiLevelType w:val="multilevel"/>
     <w:tmpl w:val="BDC263E8"/>
@@ -993,7 +984,7 @@
       </w:rPr>
     </w:lvl>
   </w:abstractNum>
-  <w:abstractNum w:abstractNumId="2">
+  <w:abstractNum w:abstractNumId="2" w15:restartNumberingAfterBreak="0">
     <w:nsid w:val="0D12229C"/>
     <w:multiLevelType w:val="multilevel"/>
     <w:tmpl w:val="E1E01068"/>
@@ -1142,7 +1133,7 @@
       </w:rPr>
     </w:lvl>
   </w:abstractNum>
-  <w:abstractNum w:abstractNumId="3">
+  <w:abstractNum w:abstractNumId="3" w15:restartNumberingAfterBreak="0">
     <w:nsid w:val="23BE6767"/>
     <w:multiLevelType w:val="multilevel"/>
     <w:tmpl w:val="335A8B8E"/>
@@ -1291,7 +1282,7 @@
       </w:rPr>
     </w:lvl>
   </w:abstractNum>
-  <w:abstractNum w:abstractNumId="4">
+  <w:abstractNum w:abstractNumId="4" w15:restartNumberingAfterBreak="0">
     <w:nsid w:val="242904FB"/>
     <w:multiLevelType w:val="hybridMultilevel"/>
     <w:tmpl w:val="829AD070"/>
@@ -1404,7 +1395,7 @@
       </w:rPr>
     </w:lvl>
   </w:abstractNum>
-  <w:abstractNum w:abstractNumId="5">
+  <w:abstractNum w:abstractNumId="5" w15:restartNumberingAfterBreak="0">
     <w:nsid w:val="2A610689"/>
     <w:multiLevelType w:val="multilevel"/>
     <w:tmpl w:val="BFB2ACF8"/>
@@ -1553,7 +1544,7 @@
       </w:rPr>
     </w:lvl>
   </w:abstractNum>
-  <w:abstractNum w:abstractNumId="6">
+  <w:abstractNum w:abstractNumId="6" w15:restartNumberingAfterBreak="0">
     <w:nsid w:val="3AF21F8F"/>
     <w:multiLevelType w:val="multilevel"/>
     <w:tmpl w:val="CFD0EF94"/>
@@ -1702,7 +1693,7 @@
       </w:rPr>
     </w:lvl>
   </w:abstractNum>
-  <w:abstractNum w:abstractNumId="7">
+  <w:abstractNum w:abstractNumId="7" w15:restartNumberingAfterBreak="0">
     <w:nsid w:val="510904AE"/>
     <w:multiLevelType w:val="multilevel"/>
     <w:tmpl w:val="5A481520"/>
@@ -1851,7 +1842,7 @@
       </w:rPr>
     </w:lvl>
   </w:abstractNum>
-  <w:abstractNum w:abstractNumId="8">
+  <w:abstractNum w:abstractNumId="8" w15:restartNumberingAfterBreak="0">
     <w:nsid w:val="599A24C7"/>
     <w:multiLevelType w:val="multilevel"/>
     <w:tmpl w:val="2000119C"/>
@@ -2000,7 +1991,7 @@
       </w:rPr>
     </w:lvl>
   </w:abstractNum>
-  <w:abstractNum w:abstractNumId="9">
+  <w:abstractNum w:abstractNumId="9" w15:restartNumberingAfterBreak="0">
     <w:nsid w:val="643A4359"/>
     <w:multiLevelType w:val="multilevel"/>
     <w:tmpl w:val="D960D3E6"/>
@@ -2183,7 +2174,7 @@
 </file>
 
 <file path=word/styles.xml><?xml version="1.0" encoding="utf-8"?>
-<w:styles xmlns:mc="http://schemas.openxmlformats.org/markup-compatibility/2006" xmlns:r="http://schemas.openxmlformats.org/officeDocument/2006/relationships" xmlns:w="http://schemas.openxmlformats.org/wordprocessingml/2006/main" xmlns:w14="http://schemas.microsoft.com/office/word/2010/wordml" xmlns:w15="http://schemas.microsoft.com/office/word/2012/wordml" mc:Ignorable="w14 w15">
+<w:styles xmlns:mc="http://schemas.openxmlformats.org/markup-compatibility/2006" xmlns:r="http://schemas.openxmlformats.org/officeDocument/2006/relationships" xmlns:w="http://schemas.openxmlformats.org/wordprocessingml/2006/main" xmlns:w14="http://schemas.microsoft.com/office/word/2010/wordml" xmlns:w15="http://schemas.microsoft.com/office/word/2012/wordml" xmlns:w16cid="http://schemas.microsoft.com/office/word/2016/wordml/cid" xmlns:w16se="http://schemas.microsoft.com/office/word/2015/wordml/symex" mc:Ignorable="w14 w15 w16se w16cid">
   <w:docDefaults>
     <w:rPrDefault>
       <w:rPr>
@@ -2199,7 +2190,7 @@
       </w:pPr>
     </w:pPrDefault>
   </w:docDefaults>
-  <w:latentStyles w:defLockedState="0" w:defUIPriority="99" w:defSemiHidden="0" w:defUnhideWhenUsed="0" w:defQFormat="0" w:count="371">
+  <w:latentStyles w:defLockedState="0" w:defUIPriority="99" w:defSemiHidden="0" w:defUnhideWhenUsed="0" w:defQFormat="0" w:count="375">
     <w:lsdException w:name="Normal" w:uiPriority="0" w:qFormat="1"/>
     <w:lsdException w:name="heading 1" w:uiPriority="9" w:qFormat="1"/>
     <w:lsdException w:name="heading 2" w:semiHidden="1" w:uiPriority="9" w:unhideWhenUsed="1" w:qFormat="1"/>
@@ -2305,7 +2296,6 @@
     <w:lsdException w:name="HTML Sample" w:semiHidden="1" w:unhideWhenUsed="1"/>
     <w:lsdException w:name="HTML Typewriter" w:semiHidden="1" w:unhideWhenUsed="1"/>
     <w:lsdException w:name="HTML Variable" w:semiHidden="1" w:unhideWhenUsed="1"/>
-    <w:lsdException w:name="Normal Table" w:semiHidden="1" w:unhideWhenUsed="1"/>
     <w:lsdException w:name="annotation subject" w:semiHidden="1" w:unhideWhenUsed="1"/>
     <w:lsdException w:name="No List" w:semiHidden="1" w:unhideWhenUsed="1"/>
     <w:lsdException w:name="Outline List 1" w:semiHidden="1" w:unhideWhenUsed="1"/>
@@ -2349,10 +2339,8 @@
     <w:lsdException w:name="Table Elegant" w:semiHidden="1" w:unhideWhenUsed="1"/>
     <w:lsdException w:name="Table Professional" w:semiHidden="1" w:unhideWhenUsed="1"/>
     <w:lsdException w:name="Table Subtle 1" w:semiHidden="1" w:unhideWhenUsed="1"/>
-    <w:lsdException w:name="Table Subtle 2" w:semiHidden="1" w:unhideWhenUsed="1"/>
     <w:lsdException w:name="Table Web 1" w:semiHidden="1" w:unhideWhenUsed="1"/>
     <w:lsdException w:name="Table Web 2" w:semiHidden="1" w:unhideWhenUsed="1"/>
-    <w:lsdException w:name="Table Web 3" w:semiHidden="1" w:unhideWhenUsed="1"/>
     <w:lsdException w:name="Balloon Text" w:semiHidden="1" w:unhideWhenUsed="1"/>
     <w:lsdException w:name="Table Grid" w:uiPriority="39"/>
     <w:lsdException w:name="Table Theme" w:semiHidden="1" w:unhideWhenUsed="1"/>
@@ -2571,6 +2559,10 @@
     <w:lsdException w:name="List Table 5 Dark Accent 6" w:uiPriority="50"/>
     <w:lsdException w:name="List Table 6 Colorful Accent 6" w:uiPriority="51"/>
     <w:lsdException w:name="List Table 7 Colorful Accent 6" w:uiPriority="52"/>
+    <w:lsdException w:name="Mention" w:semiHidden="1" w:unhideWhenUsed="1"/>
+    <w:lsdException w:name="Smart Hyperlink" w:semiHidden="1" w:unhideWhenUsed="1"/>
+    <w:lsdException w:name="Hashtag" w:semiHidden="1" w:unhideWhenUsed="1"/>
+    <w:lsdException w:name="Unresolved Mention" w:semiHidden="1" w:unhideWhenUsed="1"/>
   </w:latentStyles>
   <w:style w:type="paragraph" w:default="1" w:styleId="Normal">
     <w:name w:val="Normal"/>
